--- a/SetupDoc.docx
+++ b/SetupDoc.docx
@@ -13,7 +13,7 @@
       <w:r>
         <w:t xml:space="preserve">: </w:t>
       </w:r>
-      <w:hyperlink r:id="rId4" w:history="1">
+      <w:hyperlink r:id="rId5" w:history="1">
         <w:r>
           <w:rPr>
             <w:rStyle w:val="Hyperlink"/>
@@ -41,7 +41,7 @@
                     <pic:cNvPicPr/>
                   </pic:nvPicPr>
                   <pic:blipFill>
-                    <a:blip r:embed="rId5"/>
+                    <a:blip r:embed="rId6"/>
                     <a:stretch>
                       <a:fillRect/>
                     </a:stretch>
@@ -86,7 +86,7 @@
         <w:br/>
         <w:t xml:space="preserve">node: </w:t>
       </w:r>
-      <w:hyperlink r:id="rId6" w:history="1">
+      <w:hyperlink r:id="rId7" w:history="1">
         <w:r>
           <w:rPr>
             <w:rStyle w:val="Hyperlink"/>
@@ -114,7 +114,7 @@
                     <pic:cNvPicPr/>
                   </pic:nvPicPr>
                   <pic:blipFill>
-                    <a:blip r:embed="rId7"/>
+                    <a:blip r:embed="rId8"/>
                     <a:stretch>
                       <a:fillRect/>
                     </a:stretch>
@@ -214,7 +214,7 @@
                     <pic:cNvPicPr/>
                   </pic:nvPicPr>
                   <pic:blipFill>
-                    <a:blip r:embed="rId8"/>
+                    <a:blip r:embed="rId9"/>
                     <a:stretch>
                       <a:fillRect/>
                     </a:stretch>
@@ -238,7 +238,7 @@
         <w:br/>
         <w:t xml:space="preserve">chạy lệnh git clone </w:t>
       </w:r>
-      <w:hyperlink r:id="rId9" w:history="1">
+      <w:hyperlink r:id="rId10" w:history="1">
         <w:r>
           <w:rPr>
             <w:rStyle w:val="Hyperlink"/>
@@ -253,7 +253,7 @@
       <w:r>
         <w:br/>
       </w:r>
-      <w:hyperlink r:id="rId10" w:history="1">
+      <w:hyperlink r:id="rId11" w:history="1">
         <w:r>
           <w:rPr>
             <w:rStyle w:val="Hyperlink"/>
@@ -272,7 +272,7 @@
       <w:r>
         <w:br/>
       </w:r>
-      <w:hyperlink r:id="rId11" w:history="1">
+      <w:hyperlink r:id="rId12" w:history="1">
         <w:r>
           <w:rPr>
             <w:rStyle w:val="Hyperlink"/>
@@ -302,7 +302,7 @@
                     <pic:cNvPicPr/>
                   </pic:nvPicPr>
                   <pic:blipFill>
-                    <a:blip r:embed="rId12"/>
+                    <a:blip r:embed="rId13"/>
                     <a:stretch>
                       <a:fillRect/>
                     </a:stretch>
@@ -352,7 +352,7 @@
                     <pic:cNvPicPr/>
                   </pic:nvPicPr>
                   <pic:blipFill>
-                    <a:blip r:embed="rId13"/>
+                    <a:blip r:embed="rId14"/>
                     <a:stretch>
                       <a:fillRect/>
                     </a:stretch>
@@ -453,7 +453,7 @@
                     <pic:cNvPicPr/>
                   </pic:nvPicPr>
                   <pic:blipFill>
-                    <a:blip r:embed="rId14"/>
+                    <a:blip r:embed="rId15"/>
                     <a:stretch>
                       <a:fillRect/>
                     </a:stretch>
@@ -498,7 +498,7 @@
                     <pic:cNvPicPr/>
                   </pic:nvPicPr>
                   <pic:blipFill>
-                    <a:blip r:embed="rId15"/>
+                    <a:blip r:embed="rId16"/>
                     <a:stretch>
                       <a:fillRect/>
                     </a:stretch>
@@ -544,7 +544,7 @@
                     <pic:cNvPicPr/>
                   </pic:nvPicPr>
                   <pic:blipFill>
-                    <a:blip r:embed="rId16"/>
+                    <a:blip r:embed="rId17"/>
                     <a:stretch>
                       <a:fillRect/>
                     </a:stretch>
@@ -588,7 +588,7 @@
                     <pic:cNvPicPr/>
                   </pic:nvPicPr>
                   <pic:blipFill>
-                    <a:blip r:embed="rId17"/>
+                    <a:blip r:embed="rId18"/>
                     <a:stretch>
                       <a:fillRect/>
                     </a:stretch>
@@ -659,7 +659,7 @@
                     <pic:cNvPicPr/>
                   </pic:nvPicPr>
                   <pic:blipFill>
-                    <a:blip r:embed="rId18"/>
+                    <a:blip r:embed="rId19"/>
                     <a:stretch>
                       <a:fillRect/>
                     </a:stretch>
@@ -708,7 +708,7 @@
                     <pic:cNvPicPr/>
                   </pic:nvPicPr>
                   <pic:blipFill>
-                    <a:blip r:embed="rId19"/>
+                    <a:blip r:embed="rId20"/>
                     <a:stretch>
                       <a:fillRect/>
                     </a:stretch>
@@ -758,7 +758,7 @@
                     <pic:cNvPicPr/>
                   </pic:nvPicPr>
                   <pic:blipFill>
-                    <a:blip r:embed="rId20"/>
+                    <a:blip r:embed="rId21"/>
                     <a:stretch>
                       <a:fillRect/>
                     </a:stretch>
@@ -816,7 +816,7 @@
                     <pic:cNvPicPr/>
                   </pic:nvPicPr>
                   <pic:blipFill>
-                    <a:blip r:embed="rId21"/>
+                    <a:blip r:embed="rId22"/>
                     <a:stretch>
                       <a:fillRect/>
                     </a:stretch>
@@ -841,6 +841,691 @@
       </w:r>
       <w:r>
         <w:br/>
+        <w:t>Tải grok về</w:t>
+      </w:r>
+      <w:r>
+        <w:br/>
+      </w:r>
+      <w:hyperlink r:id="rId23" w:history="1">
+        <w:r>
+          <w:rPr>
+            <w:rStyle w:val="Hyperlink"/>
+          </w:rPr>
+          <w:t>https://ngrok.com/download/windows?tab=download</w:t>
+        </w:r>
+      </w:hyperlink>
+      <w:r>
+        <w:br/>
+      </w:r>
+      <w:r>
+        <w:drawing>
+          <wp:inline distT="0" distB="0" distL="0" distR="0" wp14:anchorId="27831495" wp14:editId="7732FBCB">
+            <wp:extent cx="5760085" cy="1334135"/>
+            <wp:effectExtent l="0" t="0" r="0" b="0"/>
+            <wp:docPr id="551890883" name="Picture 1" descr="A screenshot of a computer&#10;&#10;AI-generated content may be incorrect."/>
+            <wp:cNvGraphicFramePr>
+              <a:graphicFrameLocks xmlns:a="http://schemas.openxmlformats.org/drawingml/2006/main" noChangeAspect="1"/>
+            </wp:cNvGraphicFramePr>
+            <a:graphic xmlns:a="http://schemas.openxmlformats.org/drawingml/2006/main">
+              <a:graphicData uri="http://schemas.openxmlformats.org/drawingml/2006/picture">
+                <pic:pic xmlns:pic="http://schemas.openxmlformats.org/drawingml/2006/picture">
+                  <pic:nvPicPr>
+                    <pic:cNvPr id="551890883" name="Picture 1" descr="A screenshot of a computer&#10;&#10;AI-generated content may be incorrect."/>
+                    <pic:cNvPicPr/>
+                  </pic:nvPicPr>
+                  <pic:blipFill>
+                    <a:blip r:embed="rId24"/>
+                    <a:stretch>
+                      <a:fillRect/>
+                    </a:stretch>
+                  </pic:blipFill>
+                  <pic:spPr>
+                    <a:xfrm>
+                      <a:off x="0" y="0"/>
+                      <a:ext cx="5760085" cy="1334135"/>
+                    </a:xfrm>
+                    <a:prstGeom prst="rect">
+                      <a:avLst/>
+                    </a:prstGeom>
+                  </pic:spPr>
+                </pic:pic>
+              </a:graphicData>
+            </a:graphic>
+          </wp:inline>
+        </w:drawing>
+      </w:r>
+      <w:r>
+        <w:br/>
+      </w:r>
+      <w:r>
+        <w:br/>
+        <w:t>Sau đó chạy để có thể file này lên</w:t>
+      </w:r>
+      <w:r>
+        <w:br/>
+        <w:t>Rồi gõ lệnh ngrok http 5000</w:t>
+      </w:r>
+      <w:r>
+        <w:br/>
+      </w:r>
+      <w:r>
+        <w:drawing>
+          <wp:inline distT="0" distB="0" distL="0" distR="0" wp14:anchorId="70660456" wp14:editId="7276A859">
+            <wp:extent cx="5760085" cy="3496310"/>
+            <wp:effectExtent l="0" t="0" r="0" b="8890"/>
+            <wp:docPr id="161224261" name="Picture 1" descr="A screenshot of a computer&#10;&#10;AI-generated content may be incorrect."/>
+            <wp:cNvGraphicFramePr>
+              <a:graphicFrameLocks xmlns:a="http://schemas.openxmlformats.org/drawingml/2006/main" noChangeAspect="1"/>
+            </wp:cNvGraphicFramePr>
+            <a:graphic xmlns:a="http://schemas.openxmlformats.org/drawingml/2006/main">
+              <a:graphicData uri="http://schemas.openxmlformats.org/drawingml/2006/picture">
+                <pic:pic xmlns:pic="http://schemas.openxmlformats.org/drawingml/2006/picture">
+                  <pic:nvPicPr>
+                    <pic:cNvPr id="161224261" name="Picture 1" descr="A screenshot of a computer&#10;&#10;AI-generated content may be incorrect."/>
+                    <pic:cNvPicPr/>
+                  </pic:nvPicPr>
+                  <pic:blipFill>
+                    <a:blip r:embed="rId25"/>
+                    <a:stretch>
+                      <a:fillRect/>
+                    </a:stretch>
+                  </pic:blipFill>
+                  <pic:spPr>
+                    <a:xfrm>
+                      <a:off x="0" y="0"/>
+                      <a:ext cx="5760085" cy="3496310"/>
+                    </a:xfrm>
+                    <a:prstGeom prst="rect">
+                      <a:avLst/>
+                    </a:prstGeom>
+                  </pic:spPr>
+                </pic:pic>
+              </a:graphicData>
+            </a:graphic>
+          </wp:inline>
+        </w:drawing>
+      </w:r>
+      <w:r>
+        <w:br/>
+        <w:t xml:space="preserve">rồi copy url chỗ </w:t>
+      </w:r>
+      <w:r>
+        <w:rPr>
+          <w:b/>
+          <w:bCs/>
+        </w:rPr>
+        <w:t>Forwarding</w:t>
+      </w:r>
+      <w:r>
+        <w:rPr>
+          <w:b/>
+          <w:bCs/>
+        </w:rPr>
+        <w:t xml:space="preserve"> ( đừng có tắt cái terminal này đi )</w:t>
+      </w:r>
+      <w:r>
+        <w:br/>
+      </w:r>
+      <w:r>
+        <w:t>Tiếp theo vào lại chỗ Clerk dashboard vào phần webhook</w:t>
+      </w:r>
+      <w:r>
+        <w:br/>
+      </w:r>
+      <w:r>
+        <w:drawing>
+          <wp:inline distT="0" distB="0" distL="0" distR="0" wp14:anchorId="54B8DA6A" wp14:editId="0B09BDD2">
+            <wp:extent cx="5760085" cy="2931795"/>
+            <wp:effectExtent l="0" t="0" r="0" b="1905"/>
+            <wp:docPr id="635497290" name="Picture 1" descr="A screenshot of a computer&#10;&#10;AI-generated content may be incorrect."/>
+            <wp:cNvGraphicFramePr>
+              <a:graphicFrameLocks xmlns:a="http://schemas.openxmlformats.org/drawingml/2006/main" noChangeAspect="1"/>
+            </wp:cNvGraphicFramePr>
+            <a:graphic xmlns:a="http://schemas.openxmlformats.org/drawingml/2006/main">
+              <a:graphicData uri="http://schemas.openxmlformats.org/drawingml/2006/picture">
+                <pic:pic xmlns:pic="http://schemas.openxmlformats.org/drawingml/2006/picture">
+                  <pic:nvPicPr>
+                    <pic:cNvPr id="635497290" name="Picture 1" descr="A screenshot of a computer&#10;&#10;AI-generated content may be incorrect."/>
+                    <pic:cNvPicPr/>
+                  </pic:nvPicPr>
+                  <pic:blipFill>
+                    <a:blip r:embed="rId26"/>
+                    <a:stretch>
+                      <a:fillRect/>
+                    </a:stretch>
+                  </pic:blipFill>
+                  <pic:spPr>
+                    <a:xfrm>
+                      <a:off x="0" y="0"/>
+                      <a:ext cx="5760085" cy="2931795"/>
+                    </a:xfrm>
+                    <a:prstGeom prst="rect">
+                      <a:avLst/>
+                    </a:prstGeom>
+                  </pic:spPr>
+                </pic:pic>
+              </a:graphicData>
+            </a:graphic>
+          </wp:inline>
+        </w:drawing>
+      </w:r>
+      <w:r>
+        <w:br/>
+        <w:t>Tạo webhook với url copy bên trên (thêm /webhooks ở cuối) và setup như trong hình</w:t>
+      </w:r>
+    </w:p>
+    <w:p>
+      <w:r>
+        <w:t xml:space="preserve">Ví dụ </w:t>
+      </w:r>
+      <w:hyperlink r:id="rId27" w:history="1">
+        <w:r>
+          <w:rPr>
+            <w:rStyle w:val="Hyperlink"/>
+          </w:rPr>
+          <w:t>https://fd08-118-69-24-60.ngrok-free.app</w:t>
+        </w:r>
+        <w:r>
+          <w:rPr>
+            <w:rStyle w:val="Hyperlink"/>
+            <w:b/>
+            <w:bCs/>
+          </w:rPr>
+          <w:t>/webhooks</w:t>
+        </w:r>
+      </w:hyperlink>
+      <w:r>
+        <w:rPr>
+          <w:b/>
+          <w:bCs/>
+        </w:rPr>
+        <w:br/>
+      </w:r>
+      <w:r>
+        <w:t>Sau đó</w:t>
+      </w:r>
+      <w:r>
+        <w:drawing>
+          <wp:inline distT="0" distB="0" distL="0" distR="0" wp14:anchorId="69E84343" wp14:editId="7573EC91">
+            <wp:extent cx="5760085" cy="4017645"/>
+            <wp:effectExtent l="0" t="0" r="0" b="1905"/>
+            <wp:docPr id="1805507019" name="Picture 1" descr="A screenshot of a computer&#10;&#10;AI-generated content may be incorrect."/>
+            <wp:cNvGraphicFramePr>
+              <a:graphicFrameLocks xmlns:a="http://schemas.openxmlformats.org/drawingml/2006/main" noChangeAspect="1"/>
+            </wp:cNvGraphicFramePr>
+            <a:graphic xmlns:a="http://schemas.openxmlformats.org/drawingml/2006/main">
+              <a:graphicData uri="http://schemas.openxmlformats.org/drawingml/2006/picture">
+                <pic:pic xmlns:pic="http://schemas.openxmlformats.org/drawingml/2006/picture">
+                  <pic:nvPicPr>
+                    <pic:cNvPr id="1805507019" name="Picture 1" descr="A screenshot of a computer&#10;&#10;AI-generated content may be incorrect."/>
+                    <pic:cNvPicPr/>
+                  </pic:nvPicPr>
+                  <pic:blipFill>
+                    <a:blip r:embed="rId28"/>
+                    <a:stretch>
+                      <a:fillRect/>
+                    </a:stretch>
+                  </pic:blipFill>
+                  <pic:spPr>
+                    <a:xfrm>
+                      <a:off x="0" y="0"/>
+                      <a:ext cx="5760085" cy="4017645"/>
+                    </a:xfrm>
+                    <a:prstGeom prst="rect">
+                      <a:avLst/>
+                    </a:prstGeom>
+                  </pic:spPr>
+                </pic:pic>
+              </a:graphicData>
+            </a:graphic>
+          </wp:inline>
+        </w:drawing>
+      </w:r>
+      <w:r>
+        <w:t xml:space="preserve">Click vô đây lấy cái env này </w:t>
+      </w:r>
+      <w:r>
+        <w:br/>
+        <w:t xml:space="preserve">sửa lại biến env ở </w:t>
+      </w:r>
+      <w:r>
+        <w:t>/</w:t>
+      </w:r>
+      <w:r>
+        <w:t>server</w:t>
+      </w:r>
+      <w:r>
+        <w:t>/</w:t>
+      </w:r>
+      <w:r>
+        <w:t>.env</w:t>
+      </w:r>
+      <w:r>
+        <w:br/>
+      </w:r>
+      <w:r>
+        <w:rPr>
+          <w:b/>
+          <w:bCs/>
+        </w:rPr>
+        <w:t>CLERK_WEBHOOK_SECRET</w:t>
+      </w:r>
+      <w:r>
+        <w:t>=whsec_</w:t>
+      </w:r>
+      <w:r>
+        <w:t>...</w:t>
+      </w:r>
+      <w:r>
+        <w:br/>
+      </w:r>
+      <w:r>
+        <w:br/>
+      </w:r>
+      <w:r>
+        <w:sym w:font="Wingdings" w:char="F0E8"/>
+      </w:r>
+      <w:r>
+        <w:t xml:space="preserve"> lúc này mình đã setup việc login &amp; tạo người dùng vào DB</w:t>
+      </w:r>
+      <w:r>
+        <w:br/>
+        <w:t>pnpm run dev lại 2 thằng client &amp; server để nó load lại biến môi trường (env)</w:t>
+      </w:r>
+      <w:r>
+        <w:br/>
+      </w:r>
+      <w:r>
+        <w:drawing>
+          <wp:inline distT="0" distB="0" distL="0" distR="0" wp14:anchorId="6169ACDB" wp14:editId="4A312CA1">
+            <wp:extent cx="3937379" cy="2815328"/>
+            <wp:effectExtent l="0" t="0" r="6350" b="4445"/>
+            <wp:docPr id="62535596" name="Picture 1" descr="A computer screen shot of a sunset&#10;&#10;AI-generated content may be incorrect."/>
+            <wp:cNvGraphicFramePr>
+              <a:graphicFrameLocks xmlns:a="http://schemas.openxmlformats.org/drawingml/2006/main" noChangeAspect="1"/>
+            </wp:cNvGraphicFramePr>
+            <a:graphic xmlns:a="http://schemas.openxmlformats.org/drawingml/2006/main">
+              <a:graphicData uri="http://schemas.openxmlformats.org/drawingml/2006/picture">
+                <pic:pic xmlns:pic="http://schemas.openxmlformats.org/drawingml/2006/picture">
+                  <pic:nvPicPr>
+                    <pic:cNvPr id="62535596" name="Picture 1" descr="A computer screen shot of a sunset&#10;&#10;AI-generated content may be incorrect."/>
+                    <pic:cNvPicPr/>
+                  </pic:nvPicPr>
+                  <pic:blipFill>
+                    <a:blip r:embed="rId29"/>
+                    <a:stretch>
+                      <a:fillRect/>
+                    </a:stretch>
+                  </pic:blipFill>
+                  <pic:spPr>
+                    <a:xfrm>
+                      <a:off x="0" y="0"/>
+                      <a:ext cx="3943075" cy="2819401"/>
+                    </a:xfrm>
+                    <a:prstGeom prst="rect">
+                      <a:avLst/>
+                    </a:prstGeom>
+                  </pic:spPr>
+                </pic:pic>
+              </a:graphicData>
+            </a:graphic>
+          </wp:inline>
+        </w:drawing>
+      </w:r>
+      <w:r>
+        <w:br/>
+      </w:r>
+      <w:r>
+        <w:br/>
+        <w:t xml:space="preserve">Tiếp theo để tạm biến </w:t>
+      </w:r>
+      <w:r>
+        <w:rPr>
+          <w:b/>
+          <w:bCs/>
+        </w:rPr>
+        <w:t>JWT_SECRET</w:t>
+      </w:r>
+      <w:r>
+        <w:t>="dev#secret"</w:t>
+      </w:r>
+    </w:p>
+    <w:p>
+      <w:r>
+        <w:t>Bước cuối</w:t>
+      </w:r>
+      <w:r>
+        <w:br/>
+        <w:t>vào cloudinary console tạo project rồi vô phần setting</w:t>
+      </w:r>
+      <w:r>
+        <w:br/>
+      </w:r>
+      <w:r>
+        <w:drawing>
+          <wp:inline distT="0" distB="0" distL="0" distR="0" wp14:anchorId="4AF3019D" wp14:editId="29C2F102">
+            <wp:extent cx="5760085" cy="3010535"/>
+            <wp:effectExtent l="0" t="0" r="0" b="0"/>
+            <wp:docPr id="546511121" name="Picture 1" descr="A screenshot of a computer&#10;&#10;AI-generated content may be incorrect."/>
+            <wp:cNvGraphicFramePr>
+              <a:graphicFrameLocks xmlns:a="http://schemas.openxmlformats.org/drawingml/2006/main" noChangeAspect="1"/>
+            </wp:cNvGraphicFramePr>
+            <a:graphic xmlns:a="http://schemas.openxmlformats.org/drawingml/2006/main">
+              <a:graphicData uri="http://schemas.openxmlformats.org/drawingml/2006/picture">
+                <pic:pic xmlns:pic="http://schemas.openxmlformats.org/drawingml/2006/picture">
+                  <pic:nvPicPr>
+                    <pic:cNvPr id="546511121" name="Picture 1" descr="A screenshot of a computer&#10;&#10;AI-generated content may be incorrect."/>
+                    <pic:cNvPicPr/>
+                  </pic:nvPicPr>
+                  <pic:blipFill>
+                    <a:blip r:embed="rId30"/>
+                    <a:stretch>
+                      <a:fillRect/>
+                    </a:stretch>
+                  </pic:blipFill>
+                  <pic:spPr>
+                    <a:xfrm>
+                      <a:off x="0" y="0"/>
+                      <a:ext cx="5760085" cy="3010535"/>
+                    </a:xfrm>
+                    <a:prstGeom prst="rect">
+                      <a:avLst/>
+                    </a:prstGeom>
+                  </pic:spPr>
+                </pic:pic>
+              </a:graphicData>
+            </a:graphic>
+          </wp:inline>
+        </w:drawing>
+      </w:r>
+      <w:r>
+        <w:br/>
+        <w:t>lấy thông tin 3 thằng này rồi thay vào env</w:t>
+      </w:r>
+    </w:p>
+    <w:p>
+      <w:r>
+        <w:drawing>
+          <wp:inline distT="0" distB="0" distL="0" distR="0" wp14:anchorId="29BD4EE5" wp14:editId="62E456E3">
+            <wp:extent cx="5760085" cy="1619885"/>
+            <wp:effectExtent l="0" t="0" r="0" b="0"/>
+            <wp:docPr id="929840527" name="Picture 1" descr="A screen shot of a computer code&#10;&#10;AI-generated content may be incorrect."/>
+            <wp:cNvGraphicFramePr>
+              <a:graphicFrameLocks xmlns:a="http://schemas.openxmlformats.org/drawingml/2006/main" noChangeAspect="1"/>
+            </wp:cNvGraphicFramePr>
+            <a:graphic xmlns:a="http://schemas.openxmlformats.org/drawingml/2006/main">
+              <a:graphicData uri="http://schemas.openxmlformats.org/drawingml/2006/picture">
+                <pic:pic xmlns:pic="http://schemas.openxmlformats.org/drawingml/2006/picture">
+                  <pic:nvPicPr>
+                    <pic:cNvPr id="929840527" name="Picture 1" descr="A screen shot of a computer code&#10;&#10;AI-generated content may be incorrect."/>
+                    <pic:cNvPicPr/>
+                  </pic:nvPicPr>
+                  <pic:blipFill>
+                    <a:blip r:embed="rId31"/>
+                    <a:stretch>
+                      <a:fillRect/>
+                    </a:stretch>
+                  </pic:blipFill>
+                  <pic:spPr>
+                    <a:xfrm>
+                      <a:off x="0" y="0"/>
+                      <a:ext cx="5760085" cy="1619885"/>
+                    </a:xfrm>
+                    <a:prstGeom prst="rect">
+                      <a:avLst/>
+                    </a:prstGeom>
+                  </pic:spPr>
+                </pic:pic>
+              </a:graphicData>
+            </a:graphic>
+          </wp:inline>
+        </w:drawing>
+      </w:r>
+      <w:r>
+        <w:br/>
+        <w:t>Rồi vào security tích vào PDF</w:t>
+      </w:r>
+      <w:r>
+        <w:br/>
+      </w:r>
+      <w:r>
+        <w:drawing>
+          <wp:inline distT="0" distB="0" distL="0" distR="0" wp14:anchorId="6DC643CF" wp14:editId="6E16C276">
+            <wp:extent cx="5760085" cy="3881755"/>
+            <wp:effectExtent l="0" t="0" r="0" b="4445"/>
+            <wp:docPr id="1098920004" name="Picture 1" descr="A screenshot of a computer&#10;&#10;AI-generated content may be incorrect."/>
+            <wp:cNvGraphicFramePr>
+              <a:graphicFrameLocks xmlns:a="http://schemas.openxmlformats.org/drawingml/2006/main" noChangeAspect="1"/>
+            </wp:cNvGraphicFramePr>
+            <a:graphic xmlns:a="http://schemas.openxmlformats.org/drawingml/2006/main">
+              <a:graphicData uri="http://schemas.openxmlformats.org/drawingml/2006/picture">
+                <pic:pic xmlns:pic="http://schemas.openxmlformats.org/drawingml/2006/picture">
+                  <pic:nvPicPr>
+                    <pic:cNvPr id="1098920004" name="Picture 1" descr="A screenshot of a computer&#10;&#10;AI-generated content may be incorrect."/>
+                    <pic:cNvPicPr/>
+                  </pic:nvPicPr>
+                  <pic:blipFill>
+                    <a:blip r:embed="rId32"/>
+                    <a:stretch>
+                      <a:fillRect/>
+                    </a:stretch>
+                  </pic:blipFill>
+                  <pic:spPr>
+                    <a:xfrm>
+                      <a:off x="0" y="0"/>
+                      <a:ext cx="5760085" cy="3881755"/>
+                    </a:xfrm>
+                    <a:prstGeom prst="rect">
+                      <a:avLst/>
+                    </a:prstGeom>
+                  </pic:spPr>
+                </pic:pic>
+              </a:graphicData>
+            </a:graphic>
+          </wp:inline>
+        </w:drawing>
+      </w:r>
+    </w:p>
+    <w:p>
+      <w:r>
+        <w:t>Như vậy là user</w:t>
+      </w:r>
+      <w:r>
+        <w:t xml:space="preserve"> đã có thể upload thông tin CV của mình</w:t>
+      </w:r>
+      <w:r>
+        <w:br/>
+      </w:r>
+      <w:r>
+        <w:br/>
+      </w:r>
+    </w:p>
+    <w:p>
+      <w:r>
+        <w:t>================</w:t>
+      </w:r>
+      <w:r>
+        <w:br/>
+        <w:t>Như vậy là hoàn thiện rồi</w:t>
+      </w:r>
+      <w:r>
+        <w:br/>
+        <w:t>Trong quá trình setup có thể đã có những dữ liệu thừa thãi ko cần thiết</w:t>
+      </w:r>
+      <w:r>
+        <w:br/>
+        <w:t>để tránh sai sót thì clear hết đi</w:t>
+      </w:r>
+      <w:r>
+        <w:br/>
+      </w:r>
+    </w:p>
+    <w:p>
+      <w:pPr>
+        <w:pStyle w:val="ListParagraph"/>
+        <w:numPr>
+          <w:ilvl w:val="0"/>
+          <w:numId w:val="1"/>
+        </w:numPr>
+      </w:pPr>
+      <w:r>
+        <w:t>Clear DB: Xóa thủ công từng table 1</w:t>
+      </w:r>
+      <w:r>
+        <w:drawing>
+          <wp:inline distT="0" distB="0" distL="0" distR="0" wp14:anchorId="4FC8B7D6" wp14:editId="016571B1">
+            <wp:extent cx="4742597" cy="2715582"/>
+            <wp:effectExtent l="0" t="0" r="1270" b="8890"/>
+            <wp:docPr id="1954819977" name="Picture 1" descr="A screenshot of a computer&#10;&#10;AI-generated content may be incorrect."/>
+            <wp:cNvGraphicFramePr>
+              <a:graphicFrameLocks xmlns:a="http://schemas.openxmlformats.org/drawingml/2006/main" noChangeAspect="1"/>
+            </wp:cNvGraphicFramePr>
+            <a:graphic xmlns:a="http://schemas.openxmlformats.org/drawingml/2006/main">
+              <a:graphicData uri="http://schemas.openxmlformats.org/drawingml/2006/picture">
+                <pic:pic xmlns:pic="http://schemas.openxmlformats.org/drawingml/2006/picture">
+                  <pic:nvPicPr>
+                    <pic:cNvPr id="1954819977" name="Picture 1" descr="A screenshot of a computer&#10;&#10;AI-generated content may be incorrect."/>
+                    <pic:cNvPicPr/>
+                  </pic:nvPicPr>
+                  <pic:blipFill>
+                    <a:blip r:embed="rId33"/>
+                    <a:stretch>
+                      <a:fillRect/>
+                    </a:stretch>
+                  </pic:blipFill>
+                  <pic:spPr>
+                    <a:xfrm>
+                      <a:off x="0" y="0"/>
+                      <a:ext cx="4745109" cy="2717020"/>
+                    </a:xfrm>
+                    <a:prstGeom prst="rect">
+                      <a:avLst/>
+                    </a:prstGeom>
+                  </pic:spPr>
+                </pic:pic>
+              </a:graphicData>
+            </a:graphic>
+          </wp:inline>
+        </w:drawing>
+      </w:r>
+    </w:p>
+    <w:p>
+      <w:pPr>
+        <w:pStyle w:val="ListParagraph"/>
+        <w:numPr>
+          <w:ilvl w:val="0"/>
+          <w:numId w:val="1"/>
+        </w:numPr>
+      </w:pPr>
+      <w:r>
+        <w:t>Vào clerk dashboard xóa toàn bộ user đã tồn tại</w:t>
+      </w:r>
+      <w:r>
+        <w:t xml:space="preserve"> trong này</w:t>
+      </w:r>
+      <w:r>
+        <w:t xml:space="preserve"> đi</w:t>
+      </w:r>
+      <w:r>
+        <w:drawing>
+          <wp:inline distT="0" distB="0" distL="0" distR="0" wp14:anchorId="118F65D0" wp14:editId="65E40586">
+            <wp:extent cx="4428699" cy="2309798"/>
+            <wp:effectExtent l="0" t="0" r="0" b="0"/>
+            <wp:docPr id="1473022386" name="Picture 1" descr="A screenshot of a computer&#10;&#10;AI-generated content may be incorrect."/>
+            <wp:cNvGraphicFramePr>
+              <a:graphicFrameLocks xmlns:a="http://schemas.openxmlformats.org/drawingml/2006/main" noChangeAspect="1"/>
+            </wp:cNvGraphicFramePr>
+            <a:graphic xmlns:a="http://schemas.openxmlformats.org/drawingml/2006/main">
+              <a:graphicData uri="http://schemas.openxmlformats.org/drawingml/2006/picture">
+                <pic:pic xmlns:pic="http://schemas.openxmlformats.org/drawingml/2006/picture">
+                  <pic:nvPicPr>
+                    <pic:cNvPr id="1473022386" name="Picture 1" descr="A screenshot of a computer&#10;&#10;AI-generated content may be incorrect."/>
+                    <pic:cNvPicPr/>
+                  </pic:nvPicPr>
+                  <pic:blipFill>
+                    <a:blip r:embed="rId34"/>
+                    <a:stretch>
+                      <a:fillRect/>
+                    </a:stretch>
+                  </pic:blipFill>
+                  <pic:spPr>
+                    <a:xfrm>
+                      <a:off x="0" y="0"/>
+                      <a:ext cx="4431121" cy="2311061"/>
+                    </a:xfrm>
+                    <a:prstGeom prst="rect">
+                      <a:avLst/>
+                    </a:prstGeom>
+                  </pic:spPr>
+                </pic:pic>
+              </a:graphicData>
+            </a:graphic>
+          </wp:inline>
+        </w:drawing>
+      </w:r>
+    </w:p>
+    <w:p>
+      <w:pPr>
+        <w:pStyle w:val="ListParagraph"/>
+        <w:numPr>
+          <w:ilvl w:val="0"/>
+          <w:numId w:val="1"/>
+        </w:numPr>
+      </w:pPr>
+      <w:r>
+        <w:t>F12 lên bật tab Application chọn vô cookie rồi clear hết data đi</w:t>
+      </w:r>
+      <w:r>
+        <w:drawing>
+          <wp:inline distT="0" distB="0" distL="0" distR="0" wp14:anchorId="52A5AE40" wp14:editId="6984C95B">
+            <wp:extent cx="5206834" cy="2927445"/>
+            <wp:effectExtent l="0" t="0" r="0" b="6350"/>
+            <wp:docPr id="1127984818" name="Picture 1" descr="A screenshot of a computer&#10;&#10;AI-generated content may be incorrect."/>
+            <wp:cNvGraphicFramePr>
+              <a:graphicFrameLocks xmlns:a="http://schemas.openxmlformats.org/drawingml/2006/main" noChangeAspect="1"/>
+            </wp:cNvGraphicFramePr>
+            <a:graphic xmlns:a="http://schemas.openxmlformats.org/drawingml/2006/main">
+              <a:graphicData uri="http://schemas.openxmlformats.org/drawingml/2006/picture">
+                <pic:pic xmlns:pic="http://schemas.openxmlformats.org/drawingml/2006/picture">
+                  <pic:nvPicPr>
+                    <pic:cNvPr id="1127984818" name="Picture 1" descr="A screenshot of a computer&#10;&#10;AI-generated content may be incorrect."/>
+                    <pic:cNvPicPr/>
+                  </pic:nvPicPr>
+                  <pic:blipFill>
+                    <a:blip r:embed="rId35"/>
+                    <a:stretch>
+                      <a:fillRect/>
+                    </a:stretch>
+                  </pic:blipFill>
+                  <pic:spPr>
+                    <a:xfrm>
+                      <a:off x="0" y="0"/>
+                      <a:ext cx="5214019" cy="2931484"/>
+                    </a:xfrm>
+                    <a:prstGeom prst="rect">
+                      <a:avLst/>
+                    </a:prstGeom>
+                  </pic:spPr>
+                </pic:pic>
+              </a:graphicData>
+            </a:graphic>
+          </wp:inline>
+        </w:drawing>
+      </w:r>
+      <w:r>
+        <w:br/>
+      </w:r>
+    </w:p>
+    <w:p/>
+    <w:p>
+      <w:r>
+        <w:br/>
+      </w:r>
+      <w:r>
+        <w:br/>
+      </w:r>
+      <w:r>
+        <w:br/>
       </w:r>
     </w:p>
     <w:p/>
@@ -853,6 +1538,103 @@
     </w:sectPr>
   </w:body>
 </w:document>
+</file>
+
+<file path=word/numbering.xml><?xml version="1.0" encoding="utf-8"?>
+<w:numbering xmlns:wpc="http://schemas.microsoft.com/office/word/2010/wordprocessingCanvas" xmlns:cx="http://schemas.microsoft.com/office/drawing/2014/chartex" xmlns:cx1="http://schemas.microsoft.com/office/drawing/2015/9/8/chartex" xmlns:cx2="http://schemas.microsoft.com/office/drawing/2015/10/21/chartex" xmlns:cx3="http://schemas.microsoft.com/office/drawing/2016/5/9/chartex" xmlns:cx4="http://schemas.microsoft.com/office/drawing/2016/5/10/chartex" xmlns:cx5="http://schemas.microsoft.com/office/drawing/2016/5/11/chartex" xmlns:cx6="http://schemas.microsoft.com/office/drawing/2016/5/12/chartex" xmlns:cx7="http://schemas.microsoft.com/office/drawing/2016/5/13/chartex" xmlns:cx8="http://schemas.microsoft.com/office/drawing/2016/5/14/chartex" xmlns:mc="http://schemas.openxmlformats.org/markup-compatibility/2006" xmlns:aink="http://schemas.microsoft.com/office/drawing/2016/ink" xmlns:am3d="http://schemas.microsoft.com/office/drawing/2017/model3d" xmlns:o="urn:schemas-microsoft-com:office:office" xmlns:oel="http://schemas.microsoft.com/office/2019/extlst" xmlns:r="http://schemas.openxmlformats.org/officeDocument/2006/relationships" xmlns:m="http://schemas.openxmlformats.org/officeDocument/2006/math" xmlns:v="urn:schemas-microsoft-com:vml" xmlns:wp14="http://schemas.microsoft.com/office/word/2010/wordprocessingDrawing" xmlns:wp="http://schemas.openxmlformats.org/drawingml/2006/wordprocessingDrawing" xmlns:w10="urn:schemas-microsoft-com:office:word" xmlns:w="http://schemas.openxmlformats.org/wordprocessingml/2006/main" xmlns:w14="http://schemas.microsoft.com/office/word/2010/wordml" xmlns:w15="http://schemas.microsoft.com/office/word/2012/wordml" xmlns:w16cex="http://schemas.microsoft.com/office/word/2018/wordml/cex" xmlns:w16cid="http://schemas.microsoft.com/office/word/2016/wordml/cid" xmlns:w16="http://schemas.microsoft.com/office/word/2018/wordml" xmlns:w16du="http://schemas.microsoft.com/office/word/2023/wordml/word16du" xmlns:w16sdtdh="http://schemas.microsoft.com/office/word/2020/wordml/sdtdatahash" xmlns:w16sdtfl="http://schemas.microsoft.com/office/word/2024/wordml/sdtformatlock" xmlns:w16se="http://schemas.microsoft.com/office/word/2015/wordml/symex" xmlns:wpg="http://schemas.microsoft.com/office/word/2010/wordprocessingGroup" xmlns:wpi="http://schemas.microsoft.com/office/word/2010/wordprocessingInk" xmlns:wne="http://schemas.microsoft.com/office/word/2006/wordml" xmlns:wps="http://schemas.microsoft.com/office/word/2010/wordprocessingShape" mc:Ignorable="w14 w15 w16se w16cid w16 w16cex w16sdtdh w16sdtfl w16du wp14">
+  <w:abstractNum w:abstractNumId="0" w15:restartNumberingAfterBreak="0">
+    <w:nsid w:val="625F1A1B"/>
+    <w:multiLevelType w:val="hybridMultilevel"/>
+    <w:tmpl w:val="1D1AF810"/>
+    <w:lvl w:ilvl="0" w:tplc="0409000F">
+      <w:start w:val="1"/>
+      <w:numFmt w:val="decimal"/>
+      <w:lvlText w:val="%1."/>
+      <w:lvlJc w:val="left"/>
+      <w:pPr>
+        <w:ind w:left="720" w:hanging="360"/>
+      </w:pPr>
+      <w:rPr>
+        <w:rFonts w:hint="default"/>
+      </w:rPr>
+    </w:lvl>
+    <w:lvl w:ilvl="1" w:tplc="04090019" w:tentative="1">
+      <w:start w:val="1"/>
+      <w:numFmt w:val="lowerLetter"/>
+      <w:lvlText w:val="%2."/>
+      <w:lvlJc w:val="left"/>
+      <w:pPr>
+        <w:ind w:left="1440" w:hanging="360"/>
+      </w:pPr>
+    </w:lvl>
+    <w:lvl w:ilvl="2" w:tplc="0409001B" w:tentative="1">
+      <w:start w:val="1"/>
+      <w:numFmt w:val="lowerRoman"/>
+      <w:lvlText w:val="%3."/>
+      <w:lvlJc w:val="right"/>
+      <w:pPr>
+        <w:ind w:left="2160" w:hanging="180"/>
+      </w:pPr>
+    </w:lvl>
+    <w:lvl w:ilvl="3" w:tplc="0409000F" w:tentative="1">
+      <w:start w:val="1"/>
+      <w:numFmt w:val="decimal"/>
+      <w:lvlText w:val="%4."/>
+      <w:lvlJc w:val="left"/>
+      <w:pPr>
+        <w:ind w:left="2880" w:hanging="360"/>
+      </w:pPr>
+    </w:lvl>
+    <w:lvl w:ilvl="4" w:tplc="04090019" w:tentative="1">
+      <w:start w:val="1"/>
+      <w:numFmt w:val="lowerLetter"/>
+      <w:lvlText w:val="%5."/>
+      <w:lvlJc w:val="left"/>
+      <w:pPr>
+        <w:ind w:left="3600" w:hanging="360"/>
+      </w:pPr>
+    </w:lvl>
+    <w:lvl w:ilvl="5" w:tplc="0409001B" w:tentative="1">
+      <w:start w:val="1"/>
+      <w:numFmt w:val="lowerRoman"/>
+      <w:lvlText w:val="%6."/>
+      <w:lvlJc w:val="right"/>
+      <w:pPr>
+        <w:ind w:left="4320" w:hanging="180"/>
+      </w:pPr>
+    </w:lvl>
+    <w:lvl w:ilvl="6" w:tplc="0409000F" w:tentative="1">
+      <w:start w:val="1"/>
+      <w:numFmt w:val="decimal"/>
+      <w:lvlText w:val="%7."/>
+      <w:lvlJc w:val="left"/>
+      <w:pPr>
+        <w:ind w:left="5040" w:hanging="360"/>
+      </w:pPr>
+    </w:lvl>
+    <w:lvl w:ilvl="7" w:tplc="04090019" w:tentative="1">
+      <w:start w:val="1"/>
+      <w:numFmt w:val="lowerLetter"/>
+      <w:lvlText w:val="%8."/>
+      <w:lvlJc w:val="left"/>
+      <w:pPr>
+        <w:ind w:left="5760" w:hanging="360"/>
+      </w:pPr>
+    </w:lvl>
+    <w:lvl w:ilvl="8" w:tplc="0409001B" w:tentative="1">
+      <w:start w:val="1"/>
+      <w:numFmt w:val="lowerRoman"/>
+      <w:lvlText w:val="%9."/>
+      <w:lvlJc w:val="right"/>
+      <w:pPr>
+        <w:ind w:left="6480" w:hanging="180"/>
+      </w:pPr>
+    </w:lvl>
+  </w:abstractNum>
+  <w:num w:numId="1" w16cid:durableId="2064601717">
+    <w:abstractNumId w:val="0"/>
+  </w:num>
+</w:numbering>
 </file>
 
 <file path=word/styles.xml><?xml version="1.0" encoding="utf-8"?>

--- a/SetupDoc.docx
+++ b/SetupDoc.docx
@@ -25,6 +25,9 @@
         <w:br/>
       </w:r>
       <w:r>
+        <w:rPr>
+          <w:noProof/>
+        </w:rPr>
         <w:drawing>
           <wp:inline distT="0" distB="0" distL="0" distR="0" wp14:anchorId="4F4A0A7A" wp14:editId="0F17F195">
             <wp:extent cx="4079326" cy="3381375"/>
@@ -98,6 +101,9 @@
         <w:br/>
       </w:r>
       <w:r>
+        <w:rPr>
+          <w:noProof/>
+        </w:rPr>
         <w:drawing>
           <wp:inline distT="0" distB="0" distL="0" distR="0" wp14:anchorId="56103A12" wp14:editId="4F5D0074">
             <wp:extent cx="3705225" cy="2450407"/>
@@ -198,6 +204,9 @@
         <w:br/>
       </w:r>
       <w:r>
+        <w:rPr>
+          <w:noProof/>
+        </w:rPr>
         <w:drawing>
           <wp:inline distT="0" distB="0" distL="0" distR="0" wp14:anchorId="1DD1D690" wp14:editId="793FC580">
             <wp:extent cx="5760085" cy="3265805"/>
@@ -336,6 +345,9 @@
         <w:br/>
       </w:r>
       <w:r>
+        <w:rPr>
+          <w:noProof/>
+        </w:rPr>
         <w:drawing>
           <wp:inline distT="0" distB="0" distL="0" distR="0" wp14:anchorId="7E5DF0A2" wp14:editId="18D329C2">
             <wp:extent cx="5760085" cy="5946140"/>
@@ -437,6 +449,9 @@
         <w:br/>
       </w:r>
       <w:r>
+        <w:rPr>
+          <w:noProof/>
+        </w:rPr>
         <w:drawing>
           <wp:inline distT="0" distB="0" distL="0" distR="0" wp14:anchorId="5237CF28" wp14:editId="7520C1AE">
             <wp:extent cx="4648200" cy="3396860"/>
@@ -482,6 +497,9 @@
         <w:br/>
       </w:r>
       <w:r>
+        <w:rPr>
+          <w:noProof/>
+        </w:rPr>
         <w:drawing>
           <wp:inline distT="0" distB="0" distL="0" distR="0" wp14:anchorId="4BFF45C2" wp14:editId="51052242">
             <wp:extent cx="5760085" cy="3249930"/>
@@ -528,6 +546,9 @@
         <w:br/>
       </w:r>
       <w:r>
+        <w:rPr>
+          <w:noProof/>
+        </w:rPr>
         <w:drawing>
           <wp:inline distT="0" distB="0" distL="0" distR="0" wp14:anchorId="7E4508E6" wp14:editId="334D3308">
             <wp:extent cx="5760085" cy="3035935"/>
@@ -572,6 +593,9 @@
         <w:br/>
       </w:r>
       <w:r>
+        <w:rPr>
+          <w:noProof/>
+        </w:rPr>
         <w:drawing>
           <wp:inline distT="0" distB="0" distL="0" distR="0" wp14:anchorId="383E4033" wp14:editId="023ACCB6">
             <wp:extent cx="5760085" cy="3108960"/>
@@ -643,6 +667,9 @@
     </w:p>
     <w:p>
       <w:r>
+        <w:rPr>
+          <w:noProof/>
+        </w:rPr>
         <w:drawing>
           <wp:inline distT="0" distB="0" distL="0" distR="0" wp14:anchorId="20B494B5" wp14:editId="3A215ED1">
             <wp:extent cx="3002508" cy="3557500"/>
@@ -692,6 +719,9 @@
         <w:br/>
       </w:r>
       <w:r>
+        <w:rPr>
+          <w:noProof/>
+        </w:rPr>
         <w:drawing>
           <wp:inline distT="0" distB="0" distL="0" distR="0" wp14:anchorId="2E4F32A7" wp14:editId="2A5BADDF">
             <wp:extent cx="5760085" cy="2777490"/>
@@ -742,6 +772,9 @@
         <w:t>Đổi application name xong rồi cứ như vậy bấm tạo nhé</w:t>
       </w:r>
       <w:r>
+        <w:rPr>
+          <w:noProof/>
+        </w:rPr>
         <w:drawing>
           <wp:inline distT="0" distB="0" distL="0" distR="0" wp14:anchorId="3AC0B209" wp14:editId="107EFA25">
             <wp:extent cx="5760085" cy="3639185"/>
@@ -800,6 +833,9 @@
         <w:br/>
       </w:r>
       <w:r>
+        <w:rPr>
+          <w:noProof/>
+        </w:rPr>
         <w:drawing>
           <wp:inline distT="0" distB="0" distL="0" distR="0" wp14:anchorId="2C927A88" wp14:editId="577E30B8">
             <wp:extent cx="5760085" cy="2796540"/>
@@ -858,6 +894,9 @@
         <w:br/>
       </w:r>
       <w:r>
+        <w:rPr>
+          <w:noProof/>
+        </w:rPr>
         <w:drawing>
           <wp:inline distT="0" distB="0" distL="0" distR="0" wp14:anchorId="27831495" wp14:editId="7732FBCB">
             <wp:extent cx="5760085" cy="1334135"/>
@@ -903,12 +942,26 @@
       </w:r>
       <w:r>
         <w:br/>
-        <w:t>Rồi gõ lệnh ngrok http 5000</w:t>
-      </w:r>
-      <w:r>
-        <w:br/>
-      </w:r>
-      <w:r>
+        <w:t xml:space="preserve">Rồi gõ lệnh </w:t>
+      </w:r>
+      <w:r>
+        <w:rPr>
+          <w:b/>
+          <w:bCs/>
+        </w:rPr>
+        <w:t>ngrok http 5000</w:t>
+      </w:r>
+      <w:r>
+        <w:rPr>
+          <w:b/>
+          <w:bCs/>
+        </w:rPr>
+        <w:br/>
+      </w:r>
+      <w:r>
+        <w:rPr>
+          <w:noProof/>
+        </w:rPr>
         <w:drawing>
           <wp:inline distT="0" distB="0" distL="0" distR="0" wp14:anchorId="70660456" wp14:editId="7276A859">
             <wp:extent cx="5760085" cy="3496310"/>
@@ -973,6 +1026,9 @@
         <w:br/>
       </w:r>
       <w:r>
+        <w:rPr>
+          <w:noProof/>
+        </w:rPr>
         <w:drawing>
           <wp:inline distT="0" distB="0" distL="0" distR="0" wp14:anchorId="54B8DA6A" wp14:editId="0B09BDD2">
             <wp:extent cx="5760085" cy="2931795"/>
@@ -1015,6 +1071,12 @@
       </w:r>
     </w:p>
     <w:p>
+      <w:pPr>
+        <w:rPr>
+          <w:b/>
+          <w:bCs/>
+        </w:rPr>
+      </w:pPr>
       <w:r>
         <w:t xml:space="preserve">Ví dụ </w:t>
       </w:r>
@@ -1035,9 +1097,96 @@
         </w:r>
       </w:hyperlink>
       <w:r>
+        <w:br/>
+      </w:r>
+    </w:p>
+    <w:p>
+      <w:pPr>
+        <w:rPr>
+          <w:color w:val="FF0000"/>
+        </w:rPr>
+      </w:pPr>
+      <w:r>
+        <w:rPr>
+          <w:color w:val="FF0000"/>
+        </w:rPr>
+        <w:t>NOTE: Vì cái ngrok cái mà tạo cho mình url ảo</w:t>
+      </w:r>
+      <w:r>
+        <w:rPr>
+          <w:color w:val="FF0000"/>
+        </w:rPr>
+        <w:br/>
+      </w:r>
+      <w:hyperlink r:id="rId28" w:history="1">
+        <w:r>
+          <w:rPr>
+            <w:rStyle w:val="Hyperlink"/>
+            <w:color w:val="FF0000"/>
+          </w:rPr>
+          <w:t>https://fd08-118-69-24-60.ngrok-free.app</w:t>
+        </w:r>
+      </w:hyperlink>
+      <w:r>
+        <w:rPr>
+          <w:color w:val="FF0000"/>
+        </w:rPr>
+        <w:t xml:space="preserve"> như ví dụ trên,</w:t>
+      </w:r>
+      <w:r>
+        <w:rPr>
+          <w:color w:val="FF0000"/>
+        </w:rPr>
+        <w:br/>
+        <w:t>nó đang được setup trong webhook Clerk</w:t>
+      </w:r>
+      <w:r>
+        <w:rPr>
+          <w:color w:val="FF0000"/>
+        </w:rPr>
+        <w:t xml:space="preserve"> như hình ảnh dưới</w:t>
+      </w:r>
+      <w:r>
+        <w:rPr>
+          <w:color w:val="FF0000"/>
+        </w:rPr>
+        <w:br/>
+        <w:t>nếu tắt cái terminal đi</w:t>
+      </w:r>
+      <w:r>
+        <w:rPr>
+          <w:color w:val="FF0000"/>
+        </w:rPr>
+        <w:t xml:space="preserve"> khi mình chạy lại </w:t>
+      </w:r>
+      <w:r>
         <w:rPr>
           <w:b/>
           <w:bCs/>
+          <w:color w:val="FF0000"/>
+        </w:rPr>
+        <w:t>ngrok http 5000</w:t>
+      </w:r>
+      <w:r>
+        <w:rPr>
+          <w:b/>
+          <w:bCs/>
+          <w:color w:val="FF0000"/>
+        </w:rPr>
+        <w:br/>
+      </w:r>
+      <w:r>
+        <w:rPr>
+          <w:color w:val="FF0000"/>
+        </w:rPr>
+        <w:t>thì nó lại tạo cho mình 1 url mới THÌ NHỚ LÀ update lại endpoint như hình bên dưới</w:t>
+      </w:r>
+    </w:p>
+    <w:p>
+      <w:r>
+        <w:rPr>
+          <w:b/>
+          <w:bCs/>
         </w:rPr>
         <w:br/>
       </w:r>
@@ -1045,6 +1194,9 @@
         <w:t>Sau đó</w:t>
       </w:r>
       <w:r>
+        <w:rPr>
+          <w:noProof/>
+        </w:rPr>
         <w:drawing>
           <wp:inline distT="0" distB="0" distL="0" distR="0" wp14:anchorId="69E84343" wp14:editId="7573EC91">
             <wp:extent cx="5760085" cy="4017645"/>
@@ -1061,7 +1213,7 @@
                     <pic:cNvPicPr/>
                   </pic:nvPicPr>
                   <pic:blipFill>
-                    <a:blip r:embed="rId28"/>
+                    <a:blip r:embed="rId29"/>
                     <a:stretch>
                       <a:fillRect/>
                     </a:stretch>
@@ -1136,6 +1288,9 @@
         <w:br/>
       </w:r>
       <w:r>
+        <w:rPr>
+          <w:noProof/>
+        </w:rPr>
         <w:drawing>
           <wp:inline distT="0" distB="0" distL="0" distR="0" wp14:anchorId="6169ACDB" wp14:editId="4A312CA1">
             <wp:extent cx="3937379" cy="2815328"/>
@@ -1152,7 +1307,7 @@
                     <pic:cNvPicPr/>
                   </pic:nvPicPr>
                   <pic:blipFill>
-                    <a:blip r:embed="rId29"/>
+                    <a:blip r:embed="rId30"/>
                     <a:stretch>
                       <a:fillRect/>
                     </a:stretch>
@@ -1202,6 +1357,9 @@
         <w:br/>
       </w:r>
       <w:r>
+        <w:rPr>
+          <w:noProof/>
+        </w:rPr>
         <w:drawing>
           <wp:inline distT="0" distB="0" distL="0" distR="0" wp14:anchorId="4AF3019D" wp14:editId="29C2F102">
             <wp:extent cx="5760085" cy="3010535"/>
@@ -1218,7 +1376,7 @@
                     <pic:cNvPicPr/>
                   </pic:nvPicPr>
                   <pic:blipFill>
-                    <a:blip r:embed="rId30"/>
+                    <a:blip r:embed="rId31"/>
                     <a:stretch>
                       <a:fillRect/>
                     </a:stretch>
@@ -1245,6 +1403,9 @@
     </w:p>
     <w:p>
       <w:r>
+        <w:rPr>
+          <w:noProof/>
+        </w:rPr>
         <w:drawing>
           <wp:inline distT="0" distB="0" distL="0" distR="0" wp14:anchorId="29BD4EE5" wp14:editId="62E456E3">
             <wp:extent cx="5760085" cy="1619885"/>
@@ -1261,7 +1422,7 @@
                     <pic:cNvPicPr/>
                   </pic:nvPicPr>
                   <pic:blipFill>
-                    <a:blip r:embed="rId31"/>
+                    <a:blip r:embed="rId32"/>
                     <a:stretch>
                       <a:fillRect/>
                     </a:stretch>
@@ -1289,6 +1450,9 @@
         <w:br/>
       </w:r>
       <w:r>
+        <w:rPr>
+          <w:noProof/>
+        </w:rPr>
         <w:drawing>
           <wp:inline distT="0" distB="0" distL="0" distR="0" wp14:anchorId="6DC643CF" wp14:editId="6E16C276">
             <wp:extent cx="5760085" cy="3881755"/>
@@ -1305,7 +1469,7 @@
                     <pic:cNvPicPr/>
                   </pic:nvPicPr>
                   <pic:blipFill>
-                    <a:blip r:embed="rId32"/>
+                    <a:blip r:embed="rId33"/>
                     <a:stretch>
                       <a:fillRect/>
                     </a:stretch>
@@ -1346,6 +1510,9 @@
       </w:r>
       <w:r>
         <w:br/>
+      </w:r>
+      <w:r>
+        <w:br/>
         <w:t>Như vậy là hoàn thiện rồi</w:t>
       </w:r>
       <w:r>
@@ -1372,6 +1539,9 @@
         <w:t>Clear DB: Xóa thủ công từng table 1</w:t>
       </w:r>
       <w:r>
+        <w:rPr>
+          <w:noProof/>
+        </w:rPr>
         <w:drawing>
           <wp:inline distT="0" distB="0" distL="0" distR="0" wp14:anchorId="4FC8B7D6" wp14:editId="016571B1">
             <wp:extent cx="4742597" cy="2715582"/>
@@ -1388,7 +1558,7 @@
                     <pic:cNvPicPr/>
                   </pic:nvPicPr>
                   <pic:blipFill>
-                    <a:blip r:embed="rId33"/>
+                    <a:blip r:embed="rId34"/>
                     <a:stretch>
                       <a:fillRect/>
                     </a:stretch>
@@ -1427,6 +1597,9 @@
         <w:t xml:space="preserve"> đi</w:t>
       </w:r>
       <w:r>
+        <w:rPr>
+          <w:noProof/>
+        </w:rPr>
         <w:drawing>
           <wp:inline distT="0" distB="0" distL="0" distR="0" wp14:anchorId="118F65D0" wp14:editId="65E40586">
             <wp:extent cx="4428699" cy="2309798"/>
@@ -1443,7 +1616,7 @@
                     <pic:cNvPicPr/>
                   </pic:nvPicPr>
                   <pic:blipFill>
-                    <a:blip r:embed="rId34"/>
+                    <a:blip r:embed="rId35"/>
                     <a:stretch>
                       <a:fillRect/>
                     </a:stretch>
@@ -1476,6 +1649,9 @@
         <w:t>F12 lên bật tab Application chọn vô cookie rồi clear hết data đi</w:t>
       </w:r>
       <w:r>
+        <w:rPr>
+          <w:noProof/>
+        </w:rPr>
         <w:drawing>
           <wp:inline distT="0" distB="0" distL="0" distR="0" wp14:anchorId="52A5AE40" wp14:editId="6984C95B">
             <wp:extent cx="5206834" cy="2927445"/>
@@ -1492,7 +1668,7 @@
                     <pic:cNvPicPr/>
                   </pic:nvPicPr>
                   <pic:blipFill>
-                    <a:blip r:embed="rId35"/>
+                    <a:blip r:embed="rId36"/>
                     <a:stretch>
                       <a:fillRect/>
                     </a:stretch>
@@ -2241,6 +2417,7 @@
   <w:style w:type="character" w:default="1" w:styleId="DefaultParagraphFont">
     <w:name w:val="Default Paragraph Font"/>
     <w:uiPriority w:val="1"/>
+    <w:semiHidden/>
     <w:unhideWhenUsed/>
   </w:style>
   <w:style w:type="table" w:default="1" w:styleId="TableNormal">
